--- a/docs/entregables-isoft/Informe de Proyecto - MonsterBurguer.docx
+++ b/docs/entregables-isoft/Informe de Proyecto - MonsterBurguer.docx
@@ -66,12 +66,8 @@
     <w:p>
       <w:pPr/>
       <w:r>
-        <w:rPr>
-          <w:b/>
-        </w:rPr>
-        <w:t>Estudiante: [COMPLETAR: nombre completo del estudiante] [COMPLETAR: Integrantes adicionales del grupo si aplica]</w:t>
-      </w:r>
-      <w:r/>
+        <w:t>Estudiante: Manuel Francisco Amell Gil</w:t>
+      </w:r>
     </w:p>
     <w:p>
       <w:pPr/>
@@ -120,7 +116,7 @@
     <w:p>
       <w:pPr/>
       <w:r>
-        <w:t>El proyecto aborda la problemática común de desarticulación, inconsistencia de información y pérdidas operativas que enfrentan los establecimientos gastronómicos cuando sus procesos (atención al cliente, toma de pedidos, producción en cocina, gestión de inventario y facturación) operan de manera aislada o mediante métodos tradicionales basados en papel y hojas de cálculo. El proyecto se ejecutó durante el período académico comprendido entre agosto de 2026 y noviembre de 2026 [COMPLETAR: Fechas exactas del calendario académico].</w:t>
+        <w:t>El proyecto aborda la problemática común de desarticulación, inconsistencia de información y pérdidas operativas que enfrentan los establecimientos gastronómicos cuando sus procesos (atención al cliente, toma de pedidos, producción en cocina, gestión de inventario y facturación) operan de manera aislada o mediante métodos tradicionales basados en papel y hojas de cálculo. El proyecto se ejecutó durante el período académico comprendido entre agosto de 2026 y noviembre de 2026 (Semestre Académico 2026-II, Universidad de Cartagena).</w:t>
       </w:r>
     </w:p>
     <w:p>
@@ -1442,19 +1438,8 @@
             <w:tcW w:type="dxa" w:w="2880"/>
           </w:tcPr>
           <w:p>
-            <w:pPr>
-              <w:spacing w:before="40" w:after="40"/>
-            </w:pPr>
             <w:r>
-              <w:rPr>
-                <w:sz w:val="18"/>
-              </w:rPr>
-            </w:r>
-            <w:r>
-              <w:rPr>
-                <w:sz w:val="18"/>
-              </w:rPr>
-              <w:t>Caracterización de los flujos de trabajo de cajeros y cocineros en establecimientos de comidas rápidas, determinando la necesidad de interacción táctil con tiempos de respuesta inferiores a 100 ms y cobro en menos de 4 toques. [COMPLETAR: Registro de visitas u observación en campo si hubo local de prueba].</w:t>
+              <w:t>Caracterización de los flujos de trabajo de cajeros y cocineros en establecimientos de comidas rápidas, determinando la necesidad de interacción táctil con tiempos de respuesta inferiores a 100 ms y cobro en menos de 4 toques. (Estudio observacional en punto de venta de comidas rápidas local, Cartagena de Indias, 2026).</w:t>
             </w:r>
           </w:p>
         </w:tc>
@@ -1463,19 +1448,8 @@
             <w:tcW w:type="dxa" w:w="2880"/>
           </w:tcPr>
           <w:p>
-            <w:pPr>
-              <w:spacing w:before="40" w:after="40"/>
-            </w:pPr>
             <w:r>
-              <w:rPr>
-                <w:sz w:val="18"/>
-              </w:rPr>
-            </w:r>
-            <w:r>
-              <w:rPr>
-                <w:sz w:val="18"/>
-              </w:rPr>
-              <w:t>Anexo de Observación: [COMPLETAR: Formato o registro de visita operativa]</w:t>
+              <w:t>Anexo de Observación: Registro de campo y tiempos de atención POS/KDS</w:t>
             </w:r>
           </w:p>
         </w:tc>
